--- a/public/marcelle-yanari-resume.docx
+++ b/public/marcelle-yanari-resume.docx
@@ -49,7 +49,7 @@
         </w:rPr>
         <w:t xml:space="preserve"> · </w:t>
       </w:r>
-      <w:hyperlink w:history="1" r:id="rIdri0nhpuyppowmeawfhqan">
+      <w:hyperlink w:history="1" r:id="rIdpynkrts2zq01qpf8ufjli">
         <w:r>
           <w:rPr>
             <w:rFonts w:ascii="Arial" w:cs="Arial" w:eastAsia="Arial" w:hAnsi="Arial"/>
@@ -69,7 +69,7 @@
         </w:rPr>
         <w:t xml:space="preserve"> · </w:t>
       </w:r>
-      <w:hyperlink w:history="1" r:id="rIdetjgm1huxmzp9uvk7yof6">
+      <w:hyperlink w:history="1" r:id="rIdigfbf8-ha8corvjluruzt">
         <w:r>
           <w:rPr>
             <w:rFonts w:ascii="Arial" w:cs="Arial" w:eastAsia="Arial" w:hAnsi="Arial"/>
@@ -89,7 +89,7 @@
         </w:rPr>
         <w:t xml:space="preserve"> · </w:t>
       </w:r>
-      <w:hyperlink w:history="1" r:id="rIdpdixt762yiieokpmeu_1d">
+      <w:hyperlink w:history="1" r:id="rIdn21qylmvzhi7baksyegwo">
         <w:r>
           <w:rPr>
             <w:rFonts w:ascii="Arial" w:cs="Arial" w:eastAsia="Arial" w:hAnsi="Arial"/>
@@ -109,7 +109,7 @@
         </w:rPr>
         <w:t xml:space="preserve"> · </w:t>
       </w:r>
-      <w:hyperlink w:history="1" r:id="rIdmykmcf_9aupg-p96u-w7w">
+      <w:hyperlink w:history="1" r:id="rIdmb1tfbub0lxppabddxhjs">
         <w:r>
           <w:rPr>
             <w:rFonts w:ascii="Arial" w:cs="Arial" w:eastAsia="Arial" w:hAnsi="Arial"/>
@@ -1023,6 +1023,34 @@
           <w:szCs w:val="20"/>
         </w:rPr>
         <w:t xml:space="preserve"> — FATEC-SP</w:t>
+      </w:r>
+    </w:p>
+    <w:p>
+      <w:pPr>
+        <w:pBdr>
+          <w:bottom w:val="single" w:color="999999" w:sz="6" w:space="2"/>
+        </w:pBdr>
+        <w:spacing w:after="100" w:before="240"/>
+      </w:pPr>
+      <w:r>
+        <w:rPr>
+          <w:rFonts w:ascii="Arial" w:cs="Arial" w:eastAsia="Arial" w:hAnsi="Arial"/>
+          <w:b/>
+          <w:bCs/>
+          <w:sz w:val="21"/>
+          <w:szCs w:val="21"/>
+        </w:rPr>
+        <w:t xml:space="preserve">LANGUAGES</w:t>
+      </w:r>
+    </w:p>
+    <w:p>
+      <w:r>
+        <w:rPr>
+          <w:rFonts w:ascii="Arial" w:cs="Arial" w:eastAsia="Arial" w:hAnsi="Arial"/>
+          <w:sz w:val="20"/>
+          <w:szCs w:val="20"/>
+        </w:rPr>
+        <w:t xml:space="preserve">Portuguese (Native) · English (Fluent) · Spanish (Intermediate) · Japanese (Basic)</w:t>
       </w:r>
     </w:p>
     <w:sectPr>
